--- a/resources/intimation-template.docx
+++ b/resources/intimation-template.docx
@@ -1774,6 +1774,28 @@
           <w:sz w:val="20"/>
           <w:szCs w:val="20"/>
           <w:lang w:val="en-US"/>
+        </w:rPr>
+      </w:pPr>
+    </w:p>
+    <w:p>
+      <w:pPr>
+        <w:pStyle w:val="NoSpacing"/>
+        <w:jc w:val="both"/>
+        <w:rPr>
+          <w:rFonts w:ascii="Times New Roman" w:hAnsi="Times New Roman"/>
+          <w:sz w:val="20"/>
+          <w:szCs w:val="20"/>
+        </w:rPr>
+      </w:pPr>
+    </w:p>
+    <w:p>
+      <w:pPr>
+        <w:pStyle w:val="NoSpacing"/>
+        <w:jc w:val="both"/>
+        <w:rPr>
+          <w:rFonts w:ascii="Times New Roman" w:hAnsi="Times New Roman"/>
+          <w:sz w:val="20"/>
+          <w:szCs w:val="20"/>
         </w:rPr>
       </w:pPr>
     </w:p>
